--- a/cambios_DER.docx
+++ b/cambios_DER.docx
@@ -104,8 +104,73 @@
       </w:r>
     </w:p>
     <w:p>
+      <w:pPr>
+        <w:rPr>
+          <w:lang w:val="es-AR"/>
+        </w:rPr>
+      </w:pPr>
+      <w:r>
+        <w:rPr>
+          <w:lang w:val="es-AR"/>
+        </w:rPr>
+        <w:t>Se agrego el atributo descripcion</w:t>
+      </w:r>
+      <w:r>
+        <w:rPr>
+          <w:lang w:val="es-AR"/>
+        </w:rPr>
+        <w:t xml:space="preserve"> a tipo actividad</w:t>
+      </w:r>
       <w:bookmarkStart w:id="0" w:name="_GoBack"/>
       <w:bookmarkEnd w:id="0"/>
+      <w:r>
+        <w:rPr>
+          <w:lang w:val="es-AR"/>
+        </w:rPr>
+        <w:t xml:space="preserve"> 10/6/26</w:t>
+      </w:r>
+    </w:p>
+    <w:p>
+      <w:r>
+        <w:rPr>
+          <w:noProof/>
+        </w:rPr>
+        <w:drawing>
+          <wp:inline distT="0" distB="0" distL="0" distR="0" wp14:anchorId="307B42C0" wp14:editId="1D45C5E8">
+            <wp:extent cx="2676525" cy="1695450"/>
+            <wp:effectExtent l="0" t="0" r="9525" b="0"/>
+            <wp:docPr id="2" name="Imagen 2"/>
+            <wp:cNvGraphicFramePr>
+              <a:graphicFrameLocks xmlns:a="http://schemas.openxmlformats.org/drawingml/2006/main" noChangeAspect="1"/>
+            </wp:cNvGraphicFramePr>
+            <a:graphic xmlns:a="http://schemas.openxmlformats.org/drawingml/2006/main">
+              <a:graphicData uri="http://schemas.openxmlformats.org/drawingml/2006/picture">
+                <pic:pic xmlns:pic="http://schemas.openxmlformats.org/drawingml/2006/picture">
+                  <pic:nvPicPr>
+                    <pic:cNvPr id="1" name=""/>
+                    <pic:cNvPicPr/>
+                  </pic:nvPicPr>
+                  <pic:blipFill>
+                    <a:blip r:embed="rId6"/>
+                    <a:stretch>
+                      <a:fillRect/>
+                    </a:stretch>
+                  </pic:blipFill>
+                  <pic:spPr>
+                    <a:xfrm>
+                      <a:off x="0" y="0"/>
+                      <a:ext cx="2676525" cy="1695450"/>
+                    </a:xfrm>
+                    <a:prstGeom prst="rect">
+                      <a:avLst/>
+                    </a:prstGeom>
+                  </pic:spPr>
+                </pic:pic>
+              </a:graphicData>
+            </a:graphic>
+          </wp:inline>
+        </w:drawing>
+      </w:r>
     </w:p>
     <w:p/>
     <w:p/>

--- a/cambios_DER.docx
+++ b/cambios_DER.docx
@@ -121,8 +121,6 @@
         </w:rPr>
         <w:t xml:space="preserve"> a tipo actividad</w:t>
       </w:r>
-      <w:bookmarkStart w:id="0" w:name="_GoBack"/>
-      <w:bookmarkEnd w:id="0"/>
       <w:r>
         <w:rPr>
           <w:lang w:val="es-AR"/>
@@ -172,8 +170,109 @@
         </w:drawing>
       </w:r>
     </w:p>
-    <w:p/>
-    <w:p/>
+    <w:p>
+      <w:pPr>
+        <w:rPr>
+          <w:lang w:val="es-AR"/>
+        </w:rPr>
+      </w:pPr>
+      <w:r>
+        <w:rPr>
+          <w:lang w:val="es-AR"/>
+        </w:rPr>
+        <w:t>Se saco el atributo estado de pago mensual</w:t>
+      </w:r>
+      <w:r>
+        <w:rPr>
+          <w:lang w:val="es-AR"/>
+        </w:rPr>
+        <w:t xml:space="preserve"> y de concesion</w:t>
+      </w:r>
+      <w:bookmarkStart w:id="0" w:name="_GoBack"/>
+      <w:bookmarkEnd w:id="0"/>
+    </w:p>
+    <w:p>
+      <w:r>
+        <w:rPr>
+          <w:noProof/>
+        </w:rPr>
+        <w:drawing>
+          <wp:inline distT="0" distB="0" distL="0" distR="0" wp14:anchorId="4BE4582E" wp14:editId="379EBE15">
+            <wp:extent cx="3019425" cy="1933575"/>
+            <wp:effectExtent l="0" t="0" r="9525" b="9525"/>
+            <wp:docPr id="3" name="Imagen 3"/>
+            <wp:cNvGraphicFramePr>
+              <a:graphicFrameLocks xmlns:a="http://schemas.openxmlformats.org/drawingml/2006/main" noChangeAspect="1"/>
+            </wp:cNvGraphicFramePr>
+            <a:graphic xmlns:a="http://schemas.openxmlformats.org/drawingml/2006/main">
+              <a:graphicData uri="http://schemas.openxmlformats.org/drawingml/2006/picture">
+                <pic:pic xmlns:pic="http://schemas.openxmlformats.org/drawingml/2006/picture">
+                  <pic:nvPicPr>
+                    <pic:cNvPr id="1" name=""/>
+                    <pic:cNvPicPr/>
+                  </pic:nvPicPr>
+                  <pic:blipFill>
+                    <a:blip r:embed="rId7"/>
+                    <a:stretch>
+                      <a:fillRect/>
+                    </a:stretch>
+                  </pic:blipFill>
+                  <pic:spPr>
+                    <a:xfrm>
+                      <a:off x="0" y="0"/>
+                      <a:ext cx="3019425" cy="1933575"/>
+                    </a:xfrm>
+                    <a:prstGeom prst="rect">
+                      <a:avLst/>
+                    </a:prstGeom>
+                  </pic:spPr>
+                </pic:pic>
+              </a:graphicData>
+            </a:graphic>
+          </wp:inline>
+        </w:drawing>
+      </w:r>
+      <w:r>
+        <w:rPr>
+          <w:noProof/>
+        </w:rPr>
+        <w:drawing>
+          <wp:inline distT="0" distB="0" distL="0" distR="0" wp14:anchorId="4A0440B7" wp14:editId="55F026D3">
+            <wp:extent cx="2390775" cy="1714500"/>
+            <wp:effectExtent l="0" t="0" r="9525" b="0"/>
+            <wp:docPr id="5" name="Imagen 5"/>
+            <wp:cNvGraphicFramePr>
+              <a:graphicFrameLocks xmlns:a="http://schemas.openxmlformats.org/drawingml/2006/main" noChangeAspect="1"/>
+            </wp:cNvGraphicFramePr>
+            <a:graphic xmlns:a="http://schemas.openxmlformats.org/drawingml/2006/main">
+              <a:graphicData uri="http://schemas.openxmlformats.org/drawingml/2006/picture">
+                <pic:pic xmlns:pic="http://schemas.openxmlformats.org/drawingml/2006/picture">
+                  <pic:nvPicPr>
+                    <pic:cNvPr id="1" name=""/>
+                    <pic:cNvPicPr/>
+                  </pic:nvPicPr>
+                  <pic:blipFill>
+                    <a:blip r:embed="rId8"/>
+                    <a:stretch>
+                      <a:fillRect/>
+                    </a:stretch>
+                  </pic:blipFill>
+                  <pic:spPr>
+                    <a:xfrm>
+                      <a:off x="0" y="0"/>
+                      <a:ext cx="2390775" cy="1714500"/>
+                    </a:xfrm>
+                    <a:prstGeom prst="rect">
+                      <a:avLst/>
+                    </a:prstGeom>
+                  </pic:spPr>
+                </pic:pic>
+              </a:graphicData>
+            </a:graphic>
+          </wp:inline>
+        </w:drawing>
+      </w:r>
+    </w:p>
     <w:sectPr>
       <w:pgSz w:w="12240" w:h="15840"/>
       <w:pgMar w:top="1440" w:right="1440" w:bottom="1440" w:left="1440" w:header="720" w:footer="720" w:gutter="0"/>

--- a/cambios_DER.docx
+++ b/cambios_DER.docx
@@ -188,8 +188,6 @@
         </w:rPr>
         <w:t xml:space="preserve"> y de concesion</w:t>
       </w:r>
-      <w:bookmarkStart w:id="0" w:name="_GoBack"/>
-      <w:bookmarkEnd w:id="0"/>
     </w:p>
     <w:p>
       <w:r>
@@ -272,6 +270,21 @@
           </wp:inline>
         </w:drawing>
       </w:r>
+    </w:p>
+    <w:p>
+      <w:pPr>
+        <w:rPr>
+          <w:lang w:val="es-AR"/>
+        </w:rPr>
+      </w:pPr>
+      <w:r>
+        <w:rPr>
+          <w:lang w:val="es-AR"/>
+        </w:rPr>
+        <w:t>Se agrego el atributo Estado a todos los que no lo tenian para poder hacer un borrado logico</w:t>
+      </w:r>
+      <w:bookmarkStart w:id="0" w:name="_GoBack"/>
+      <w:bookmarkEnd w:id="0"/>
     </w:p>
     <w:sectPr>
       <w:pgSz w:w="12240" w:h="15840"/>

--- a/cambios_DER.docx
+++ b/cambios_DER.docx
@@ -282,6 +282,74 @@
           <w:lang w:val="es-AR"/>
         </w:rPr>
         <w:t>Se agrego el atributo Estado a todos los que no lo tenian para poder hacer un borrado logico</w:t>
+      </w:r>
+    </w:p>
+    <w:p>
+      <w:pPr>
+        <w:rPr>
+          <w:lang w:val="es-AR"/>
+        </w:rPr>
+      </w:pPr>
+    </w:p>
+    <w:p>
+      <w:pPr>
+        <w:rPr>
+          <w:lang w:val="es-AR"/>
+        </w:rPr>
+      </w:pPr>
+      <w:r>
+        <w:rPr>
+          <w:lang w:val="es-AR"/>
+        </w:rPr>
+        <w:lastRenderedPageBreak/>
+        <w:t>Se la relacion parque-tour para poder ver a que parque pertenece cuando no hay un guia asignado</w:t>
+      </w:r>
+    </w:p>
+    <w:p>
+      <w:pPr>
+        <w:rPr>
+          <w:lang w:val="es-AR"/>
+        </w:rPr>
+      </w:pPr>
+      <w:r>
+        <w:rPr>
+          <w:noProof/>
+        </w:rPr>
+        <w:drawing>
+          <wp:inline distT="0" distB="0" distL="0" distR="0" wp14:anchorId="6EDC2902" wp14:editId="580CA8C2">
+            <wp:extent cx="1343025" cy="1362075"/>
+            <wp:effectExtent l="0" t="0" r="9525" b="9525"/>
+            <wp:docPr id="6" name="Imagen 6"/>
+            <wp:cNvGraphicFramePr>
+              <a:graphicFrameLocks xmlns:a="http://schemas.openxmlformats.org/drawingml/2006/main" noChangeAspect="1"/>
+            </wp:cNvGraphicFramePr>
+            <a:graphic xmlns:a="http://schemas.openxmlformats.org/drawingml/2006/main">
+              <a:graphicData uri="http://schemas.openxmlformats.org/drawingml/2006/picture">
+                <pic:pic xmlns:pic="http://schemas.openxmlformats.org/drawingml/2006/picture">
+                  <pic:nvPicPr>
+                    <pic:cNvPr id="1" name=""/>
+                    <pic:cNvPicPr/>
+                  </pic:nvPicPr>
+                  <pic:blipFill>
+                    <a:blip r:embed="rId9"/>
+                    <a:stretch>
+                      <a:fillRect/>
+                    </a:stretch>
+                  </pic:blipFill>
+                  <pic:spPr>
+                    <a:xfrm>
+                      <a:off x="0" y="0"/>
+                      <a:ext cx="1343025" cy="1362075"/>
+                    </a:xfrm>
+                    <a:prstGeom prst="rect">
+                      <a:avLst/>
+                    </a:prstGeom>
+                  </pic:spPr>
+                </pic:pic>
+              </a:graphicData>
+            </a:graphic>
+          </wp:inline>
+        </w:drawing>
       </w:r>
       <w:bookmarkStart w:id="0" w:name="_GoBack"/>
       <w:bookmarkEnd w:id="0"/>

--- a/cambios_DER.docx
+++ b/cambios_DER.docx
@@ -1,8 +1,8 @@
 
 <file path=word/document.xml><?xml version="1.0" encoding="utf-8"?>
-<w:document xmlns:wpc="http://schemas.microsoft.com/office/word/2010/wordprocessingCanvas" xmlns:cx="http://schemas.microsoft.com/office/drawing/2014/chartex" xmlns:mc="http://schemas.openxmlformats.org/markup-compatibility/2006" xmlns:o="urn:schemas-microsoft-com:office:office" xmlns:r="http://schemas.openxmlformats.org/officeDocument/2006/relationships" xmlns:m="http://schemas.openxmlformats.org/officeDocument/2006/math" xmlns:v="urn:schemas-microsoft-com:vml" xmlns:wp14="http://schemas.microsoft.com/office/word/2010/wordprocessingDrawing" xmlns:wp="http://schemas.openxmlformats.org/drawingml/2006/wordprocessingDrawing" xmlns:w10="urn:schemas-microsoft-com:office:word" xmlns:w="http://schemas.openxmlformats.org/wordprocessingml/2006/main" xmlns:w14="http://schemas.microsoft.com/office/word/2010/wordml" xmlns:w15="http://schemas.microsoft.com/office/word/2012/wordml" xmlns:w16se="http://schemas.microsoft.com/office/word/2015/wordml/symex" xmlns:wpg="http://schemas.microsoft.com/office/word/2010/wordprocessingGroup" xmlns:wpi="http://schemas.microsoft.com/office/word/2010/wordprocessingInk" xmlns:wne="http://schemas.microsoft.com/office/word/2006/wordml" xmlns:wps="http://schemas.microsoft.com/office/word/2010/wordprocessingShape" mc:Ignorable="w14 w15 w16se wp14">
+<w:document xmlns:wpc="http://schemas.microsoft.com/office/word/2010/wordprocessingCanvas" xmlns:cx="http://schemas.microsoft.com/office/drawing/2014/chartex" xmlns:mc="http://schemas.openxmlformats.org/markup-compatibility/2006" xmlns:o="urn:schemas-microsoft-com:office:office" xmlns:r="http://schemas.openxmlformats.org/officeDocument/2006/relationships" xmlns:m="http://schemas.openxmlformats.org/officeDocument/2006/math" xmlns:v="urn:schemas-microsoft-com:vml" xmlns:wp14="http://schemas.microsoft.com/office/word/2010/wordprocessingDrawing" xmlns:wp="http://schemas.openxmlformats.org/drawingml/2006/wordprocessingDrawing" xmlns:w10="urn:schemas-microsoft-com:office:word" xmlns:w="http://schemas.openxmlformats.org/wordprocessingml/2006/main" xmlns:w14="http://schemas.microsoft.com/office/word/2010/wordml" xmlns:w15="http://schemas.microsoft.com/office/word/2012/wordml" xmlns:w16se="http://schemas.microsoft.com/office/word/2015/wordml/symex" xmlns:wpg="http://schemas.microsoft.com/office/word/2010/wordprocessingGroup" xmlns:wpi="http://schemas.microsoft.com/office/word/2010/wordprocessingInk" xmlns:wne="http://schemas.microsoft.com/office/word/2006/wordml" xmlns:wps="http://schemas.microsoft.com/office/word/2010/wordprocessingShape" xmlns:a="http://schemas.openxmlformats.org/drawingml/2006/main" xmlns:pic="http://schemas.openxmlformats.org/drawingml/2006/picture" xmlns:a14="http://schemas.microsoft.com/office/drawing/2010/main" mc:Ignorable="w14 w15 w16se wp14">
   <w:body>
-    <w:p>
+    <w:p xmlns:wp14="http://schemas.microsoft.com/office/word/2010/wordml" wp14:textId="77777777">
       <w:pPr>
         <w:rPr>
           <w:lang w:val="es-AR"/>
@@ -21,13 +21,13 @@
         <w:t>rego el atributo CUIL a empleado y CUIT y Correo a empresa. 8/6/2026</w:t>
       </w:r>
     </w:p>
-    <w:p>
+    <w:p xmlns:wp14="http://schemas.microsoft.com/office/word/2010/wordml" wp14:textId="77777777">
       <w:r>
         <w:rPr>
           <w:noProof/>
         </w:rPr>
         <w:drawing>
-          <wp:inline distT="0" distB="0" distL="0" distR="0" wp14:anchorId="39555D26" wp14:editId="1AE33BEC">
+          <wp:inline xmlns:wp14="http://schemas.microsoft.com/office/word/2010/wordprocessingDrawing" distT="0" distB="0" distL="0" distR="0" wp14:anchorId="39555D26" wp14:editId="1AE33BEC">
             <wp:extent cx="2476500" cy="1695450"/>
             <wp:effectExtent l="0" t="0" r="0" b="0"/>
             <wp:docPr id="4" name="Imagen 4"/>
@@ -67,7 +67,7 @@
           <w:noProof/>
         </w:rPr>
         <w:drawing>
-          <wp:inline distT="0" distB="0" distL="0" distR="0" wp14:anchorId="2E089018" wp14:editId="198CC45C">
+          <wp:inline xmlns:wp14="http://schemas.microsoft.com/office/word/2010/wordprocessingDrawing" distT="0" distB="0" distL="0" distR="0" wp14:anchorId="2E089018" wp14:editId="198CC45C">
             <wp:extent cx="2495550" cy="2657475"/>
             <wp:effectExtent l="0" t="0" r="0" b="9525"/>
             <wp:docPr id="1" name="Imagen 1"/>
@@ -103,7 +103,7 @@
         </w:drawing>
       </w:r>
     </w:p>
-    <w:p>
+    <w:p xmlns:wp14="http://schemas.microsoft.com/office/word/2010/wordml" wp14:textId="77777777">
       <w:pPr>
         <w:rPr>
           <w:lang w:val="es-AR"/>
@@ -128,13 +128,13 @@
         <w:t xml:space="preserve"> 10/6/26</w:t>
       </w:r>
     </w:p>
-    <w:p>
+    <w:p xmlns:wp14="http://schemas.microsoft.com/office/word/2010/wordml" wp14:textId="77777777">
       <w:r>
         <w:rPr>
           <w:noProof/>
         </w:rPr>
         <w:drawing>
-          <wp:inline distT="0" distB="0" distL="0" distR="0" wp14:anchorId="307B42C0" wp14:editId="1D45C5E8">
+          <wp:inline xmlns:wp14="http://schemas.microsoft.com/office/word/2010/wordprocessingDrawing" distT="0" distB="0" distL="0" distR="0" wp14:anchorId="307B42C0" wp14:editId="1D45C5E8">
             <wp:extent cx="2676525" cy="1695450"/>
             <wp:effectExtent l="0" t="0" r="9525" b="0"/>
             <wp:docPr id="2" name="Imagen 2"/>
@@ -170,7 +170,7 @@
         </w:drawing>
       </w:r>
     </w:p>
-    <w:p>
+    <w:p xmlns:wp14="http://schemas.microsoft.com/office/word/2010/wordml" wp14:textId="77777777">
       <w:pPr>
         <w:rPr>
           <w:lang w:val="es-AR"/>
@@ -189,13 +189,13 @@
         <w:t xml:space="preserve"> y de concesion</w:t>
       </w:r>
     </w:p>
-    <w:p>
+    <w:p xmlns:wp14="http://schemas.microsoft.com/office/word/2010/wordml" wp14:textId="77777777">
       <w:r>
         <w:rPr>
           <w:noProof/>
         </w:rPr>
         <w:drawing>
-          <wp:inline distT="0" distB="0" distL="0" distR="0" wp14:anchorId="4BE4582E" wp14:editId="379EBE15">
+          <wp:inline xmlns:wp14="http://schemas.microsoft.com/office/word/2010/wordprocessingDrawing" distT="0" distB="0" distL="0" distR="0" wp14:anchorId="4BE4582E" wp14:editId="379EBE15">
             <wp:extent cx="3019425" cy="1933575"/>
             <wp:effectExtent l="0" t="0" r="9525" b="9525"/>
             <wp:docPr id="3" name="Imagen 3"/>
@@ -235,7 +235,7 @@
           <w:noProof/>
         </w:rPr>
         <w:drawing>
-          <wp:inline distT="0" distB="0" distL="0" distR="0" wp14:anchorId="4A0440B7" wp14:editId="55F026D3">
+          <wp:inline xmlns:wp14="http://schemas.microsoft.com/office/word/2010/wordprocessingDrawing" distT="0" distB="0" distL="0" distR="0" wp14:anchorId="4A0440B7" wp14:editId="55F026D3">
             <wp:extent cx="2390775" cy="1714500"/>
             <wp:effectExtent l="0" t="0" r="9525" b="0"/>
             <wp:docPr id="5" name="Imagen 5"/>
@@ -271,7 +271,7 @@
         </w:drawing>
       </w:r>
     </w:p>
-    <w:p>
+    <w:p xmlns:wp14="http://schemas.microsoft.com/office/word/2010/wordml" wp14:textId="77777777">
       <w:pPr>
         <w:rPr>
           <w:lang w:val="es-AR"/>
@@ -284,14 +284,14 @@
         <w:t>Se agrego el atributo Estado a todos los que no lo tenian para poder hacer un borrado logico</w:t>
       </w:r>
     </w:p>
-    <w:p>
+    <w:p xmlns:wp14="http://schemas.microsoft.com/office/word/2010/wordml" wp14:textId="77777777">
       <w:pPr>
         <w:rPr>
           <w:lang w:val="es-AR"/>
         </w:rPr>
       </w:pPr>
     </w:p>
-    <w:p>
+    <w:p xmlns:wp14="http://schemas.microsoft.com/office/word/2010/wordml" wp14:textId="1199B9CA">
       <w:pPr>
         <w:rPr>
           <w:lang w:val="es-AR"/>
@@ -301,37 +301,69 @@
         <w:rPr>
           <w:lang w:val="es-AR"/>
         </w:rPr>
-        <w:lastRenderedPageBreak/>
-        <w:t>Se la relacion parque-tour para poder ver a que parque pertenece cuando no hay un guia asignado</w:t>
-      </w:r>
-    </w:p>
-    <w:p>
+        <w:t xml:space="preserve">Se </w:t>
+      </w:r>
+      <w:r>
+        <w:rPr>
+          <w:lang w:val="es-AR"/>
+        </w:rPr>
+        <w:t xml:space="preserve">agrego </w:t>
+      </w:r>
+      <w:r>
+        <w:rPr>
+          <w:lang w:val="es-AR"/>
+        </w:rPr>
+        <w:t xml:space="preserve">la </w:t>
+      </w:r>
+      <w:r>
+        <w:rPr>
+          <w:lang w:val="es-AR"/>
+        </w:rPr>
+        <w:t>relacion</w:t>
+      </w:r>
+      <w:r>
+        <w:rPr>
+          <w:lang w:val="es-AR"/>
+        </w:rPr>
+        <w:t xml:space="preserve"> parque-tour para poder ver a que parque pertenece cuando no hay un </w:t>
+      </w:r>
+      <w:r>
+        <w:rPr>
+          <w:lang w:val="es-AR"/>
+        </w:rPr>
+        <w:t>guia</w:t>
+      </w:r>
+      <w:r>
+        <w:rPr>
+          <w:lang w:val="es-AR"/>
+        </w:rPr>
+        <w:t xml:space="preserve"> asignado</w:t>
+      </w:r>
+    </w:p>
+    <w:p xmlns:wp14="http://schemas.microsoft.com/office/word/2010/wordml" wp14:textId="77777777">
       <w:pPr>
         <w:rPr>
           <w:lang w:val="es-AR"/>
         </w:rPr>
       </w:pPr>
       <w:r>
-        <w:rPr>
-          <w:noProof/>
-        </w:rPr>
         <w:drawing>
-          <wp:inline distT="0" distB="0" distL="0" distR="0" wp14:anchorId="6EDC2902" wp14:editId="580CA8C2">
+          <wp:inline xmlns:wp14="http://schemas.microsoft.com/office/word/2010/wordprocessingDrawing" wp14:editId="72A5C655" wp14:anchorId="6EDC2902">
             <wp:extent cx="1343025" cy="1362075"/>
             <wp:effectExtent l="0" t="0" r="9525" b="9525"/>
             <wp:docPr id="6" name="Imagen 6"/>
             <wp:cNvGraphicFramePr>
-              <a:graphicFrameLocks xmlns:a="http://schemas.openxmlformats.org/drawingml/2006/main" noChangeAspect="1"/>
+              <a:graphicFrameLocks noChangeAspect="1"/>
             </wp:cNvGraphicFramePr>
-            <a:graphic xmlns:a="http://schemas.openxmlformats.org/drawingml/2006/main">
-              <a:graphicData uri="http://schemas.openxmlformats.org/drawingml/2006/picture">
+            <a:graphic>
+              <a:graphicData xmlns:a="http://schemas.openxmlformats.org/drawingml/2006/main" uri="http://schemas.openxmlformats.org/drawingml/2006/picture">
                 <pic:pic xmlns:pic="http://schemas.openxmlformats.org/drawingml/2006/picture">
                   <pic:nvPicPr>
                     <pic:cNvPr id="1" name=""/>
                     <pic:cNvPicPr/>
                   </pic:nvPicPr>
                   <pic:blipFill>
-                    <a:blip r:embed="rId9"/>
+                    <a:blip xmlns:r="http://schemas.openxmlformats.org/officeDocument/2006/relationships" r:embed="rId9"/>
                     <a:stretch>
                       <a:fillRect/>
                     </a:stretch>
@@ -351,11 +383,143 @@
           </wp:inline>
         </w:drawing>
       </w:r>
-      <w:bookmarkStart w:id="0" w:name="_GoBack"/>
+      <w:bookmarkStart w:name="_GoBack" w:id="0"/>
       <w:bookmarkEnd w:id="0"/>
     </w:p>
+    <w:p>
+      <w:r>
+        <w:rPr>
+          <w:lang w:val="es-AR"/>
+        </w:rPr>
+        <w:t xml:space="preserve">Se reordenaron y agregaron atributos a las tablas </w:t>
+      </w:r>
+      <w:r>
+        <w:rPr>
+          <w:lang w:val="es-AR"/>
+        </w:rPr>
+        <w:t>habilitacion</w:t>
+      </w:r>
+      <w:r>
+        <w:rPr>
+          <w:lang w:val="es-AR"/>
+        </w:rPr>
+        <w:t>, especialidad, titulo y sus relaciones.</w:t>
+      </w:r>
+    </w:p>
+    <w:p>
+      <w:r>
+        <w:rPr>
+          <w:lang w:val="es-AR"/>
+        </w:rPr>
+        <w:t>Antes:</w:t>
+      </w:r>
+    </w:p>
+    <w:p>
+      <w:pPr>
+        <w:pStyle w:val="Normal"/>
+      </w:pPr>
+      <w:r>
+        <w:drawing>
+          <wp:inline wp14:editId="6009C986" wp14:anchorId="4684C615">
+            <wp:extent cx="5581937" cy="2597284"/>
+            <wp:effectExtent l="0" t="0" r="0" b="0"/>
+            <wp:docPr id="1495189339" name="drawing"/>
+            <wp:cNvGraphicFramePr>
+              <a:graphicFrameLocks noChangeAspect="1"/>
+            </wp:cNvGraphicFramePr>
+            <a:graphic>
+              <a:graphicData xmlns:a="http://schemas.openxmlformats.org/drawingml/2006/main" uri="http://schemas.openxmlformats.org/drawingml/2006/picture">
+                <pic:pic xmlns:pic="http://schemas.openxmlformats.org/drawingml/2006/picture">
+                  <pic:nvPicPr>
+                    <pic:cNvPr id="1495189339" name="Picture 1495189339"/>
+                    <pic:cNvPicPr/>
+                  </pic:nvPicPr>
+                  <pic:blipFill>
+                    <a:blip xmlns:r="http://schemas.openxmlformats.org/officeDocument/2006/relationships" r:embed="rId328339183">
+                      <a:extLst>
+                        <a:ext uri="{28A0092B-C50C-407E-A947-70E740481C1C}">
+                          <a14:useLocalDpi xmlns:a14="http://schemas.microsoft.com/office/drawing/2010/main"/>
+                        </a:ext>
+                      </a:extLst>
+                    </a:blip>
+                    <a:stretch>
+                      <a:fillRect/>
+                    </a:stretch>
+                  </pic:blipFill>
+                  <pic:spPr>
+                    <a:xfrm>
+                      <a:off x="0" y="0"/>
+                      <a:ext cx="5581937" cy="2597284"/>
+                    </a:xfrm>
+                    <a:prstGeom prst="rect">
+                      <a:avLst/>
+                    </a:prstGeom>
+                  </pic:spPr>
+                </pic:pic>
+              </a:graphicData>
+            </a:graphic>
+          </wp:inline>
+        </w:drawing>
+      </w:r>
+    </w:p>
+    <w:p>
+      <w:r>
+        <w:rPr>
+          <w:lang w:val="es-AR"/>
+        </w:rPr>
+        <w:t>Despues:</w:t>
+      </w:r>
+    </w:p>
+    <w:p>
+      <w:pPr>
+        <w:pStyle w:val="Normal"/>
+      </w:pPr>
+      <w:r>
+        <w:drawing>
+          <wp:inline wp14:editId="05004478" wp14:anchorId="5582BCFA">
+            <wp:extent cx="5819357" cy="3422603"/>
+            <wp:effectExtent l="0" t="0" r="0" b="0"/>
+            <wp:docPr id="1760503792" name="drawing"/>
+            <wp:cNvGraphicFramePr>
+              <a:graphicFrameLocks noChangeAspect="1"/>
+            </wp:cNvGraphicFramePr>
+            <a:graphic>
+              <a:graphicData xmlns:a="http://schemas.openxmlformats.org/drawingml/2006/main" uri="http://schemas.openxmlformats.org/drawingml/2006/picture">
+                <pic:pic xmlns:pic="http://schemas.openxmlformats.org/drawingml/2006/picture">
+                  <pic:nvPicPr>
+                    <pic:cNvPr id="1760503792" name="Picture 1760503792"/>
+                    <pic:cNvPicPr/>
+                  </pic:nvPicPr>
+                  <pic:blipFill>
+                    <a:blip xmlns:r="http://schemas.openxmlformats.org/officeDocument/2006/relationships" r:embed="rId58964761">
+                      <a:extLst>
+                        <a:ext uri="{28A0092B-C50C-407E-A947-70E740481C1C}">
+                          <a14:useLocalDpi xmlns:a14="http://schemas.microsoft.com/office/drawing/2010/main"/>
+                        </a:ext>
+                      </a:extLst>
+                    </a:blip>
+                    <a:stretch>
+                      <a:fillRect/>
+                    </a:stretch>
+                  </pic:blipFill>
+                  <pic:spPr>
+                    <a:xfrm rot="0">
+                      <a:off x="0" y="0"/>
+                      <a:ext cx="5819357" cy="3422603"/>
+                    </a:xfrm>
+                    <a:prstGeom prst="rect">
+                      <a:avLst/>
+                    </a:prstGeom>
+                  </pic:spPr>
+                </pic:pic>
+              </a:graphicData>
+            </a:graphic>
+          </wp:inline>
+        </w:drawing>
+      </w:r>
+    </w:p>
     <w:sectPr>
-      <w:pgSz w:w="12240" w:h="15840"/>
+      <w:pgSz w:w="12240" w:h="15840" w:orient="portrait"/>
       <w:pgMar w:top="1440" w:right="1440" w:bottom="1440" w:left="1440" w:header="720" w:footer="720" w:gutter="0"/>
       <w:cols w:space="720"/>
       <w:docGrid w:linePitch="360"/>
@@ -365,11 +529,11 @@
 </file>
 
 <file path=word/styles.xml><?xml version="1.0" encoding="utf-8"?>
-<w:styles xmlns:mc="http://schemas.openxmlformats.org/markup-compatibility/2006" xmlns:r="http://schemas.openxmlformats.org/officeDocument/2006/relationships" xmlns:w="http://schemas.openxmlformats.org/wordprocessingml/2006/main" xmlns:w14="http://schemas.microsoft.com/office/word/2010/wordml" xmlns:w15="http://schemas.microsoft.com/office/word/2012/wordml" xmlns:w16se="http://schemas.microsoft.com/office/word/2015/wordml/symex" mc:Ignorable="w14 w15 w16se">
+<w:styles xmlns:wp14="http://schemas.microsoft.com/office/word/2010/wordprocessingDrawing" xmlns:mc="http://schemas.openxmlformats.org/markup-compatibility/2006" xmlns:r="http://schemas.openxmlformats.org/officeDocument/2006/relationships" xmlns:w="http://schemas.openxmlformats.org/wordprocessingml/2006/main" xmlns:w14="http://schemas.microsoft.com/office/word/2010/wordml" xmlns:w15="http://schemas.microsoft.com/office/word/2012/wordml" xmlns:w16se="http://schemas.microsoft.com/office/word/2015/wordml/symex" mc:Ignorable="w14 w15 w16se wp14">
   <w:docDefaults>
     <w:rPrDefault>
       <w:rPr>
-        <w:rFonts w:asciiTheme="minorHAnsi" w:eastAsiaTheme="minorHAnsi" w:hAnsiTheme="minorHAnsi" w:cstheme="minorBidi"/>
+        <w:rFonts w:asciiTheme="minorHAnsi" w:hAnsiTheme="minorHAnsi" w:eastAsiaTheme="minorHAnsi" w:cstheme="minorBidi"/>
         <w:sz w:val="22"/>
         <w:szCs w:val="22"/>
         <w:lang w:val="en-US" w:eastAsia="en-US" w:bidi="ar-SA"/>
@@ -384,14 +548,14 @@
   <w:latentStyles w:defLockedState="0" w:defUIPriority="99" w:defSemiHidden="0" w:defUnhideWhenUsed="0" w:defQFormat="0" w:count="371">
     <w:lsdException w:name="Normal" w:uiPriority="0" w:qFormat="1"/>
     <w:lsdException w:name="heading 1" w:uiPriority="9" w:qFormat="1"/>
-    <w:lsdException w:name="heading 2" w:semiHidden="1" w:uiPriority="9" w:unhideWhenUsed="1" w:qFormat="1"/>
-    <w:lsdException w:name="heading 3" w:semiHidden="1" w:uiPriority="9" w:unhideWhenUsed="1" w:qFormat="1"/>
-    <w:lsdException w:name="heading 4" w:semiHidden="1" w:uiPriority="9" w:unhideWhenUsed="1" w:qFormat="1"/>
-    <w:lsdException w:name="heading 5" w:semiHidden="1" w:uiPriority="9" w:unhideWhenUsed="1" w:qFormat="1"/>
-    <w:lsdException w:name="heading 6" w:semiHidden="1" w:uiPriority="9" w:unhideWhenUsed="1" w:qFormat="1"/>
-    <w:lsdException w:name="heading 7" w:semiHidden="1" w:uiPriority="9" w:unhideWhenUsed="1" w:qFormat="1"/>
-    <w:lsdException w:name="heading 8" w:semiHidden="1" w:uiPriority="9" w:unhideWhenUsed="1" w:qFormat="1"/>
-    <w:lsdException w:name="heading 9" w:semiHidden="1" w:uiPriority="9" w:unhideWhenUsed="1" w:qFormat="1"/>
+    <w:lsdException w:name="heading 2" w:uiPriority="9" w:semiHidden="1" w:unhideWhenUsed="1" w:qFormat="1"/>
+    <w:lsdException w:name="heading 3" w:uiPriority="9" w:semiHidden="1" w:unhideWhenUsed="1" w:qFormat="1"/>
+    <w:lsdException w:name="heading 4" w:uiPriority="9" w:semiHidden="1" w:unhideWhenUsed="1" w:qFormat="1"/>
+    <w:lsdException w:name="heading 5" w:uiPriority="9" w:semiHidden="1" w:unhideWhenUsed="1" w:qFormat="1"/>
+    <w:lsdException w:name="heading 6" w:uiPriority="9" w:semiHidden="1" w:unhideWhenUsed="1" w:qFormat="1"/>
+    <w:lsdException w:name="heading 7" w:uiPriority="9" w:semiHidden="1" w:unhideWhenUsed="1" w:qFormat="1"/>
+    <w:lsdException w:name="heading 8" w:uiPriority="9" w:semiHidden="1" w:unhideWhenUsed="1" w:qFormat="1"/>
+    <w:lsdException w:name="heading 9" w:uiPriority="9" w:semiHidden="1" w:unhideWhenUsed="1" w:qFormat="1"/>
     <w:lsdException w:name="index 1" w:semiHidden="1" w:unhideWhenUsed="1"/>
     <w:lsdException w:name="index 2" w:semiHidden="1" w:unhideWhenUsed="1"/>
     <w:lsdException w:name="index 3" w:semiHidden="1" w:unhideWhenUsed="1"/>
@@ -401,22 +565,22 @@
     <w:lsdException w:name="index 7" w:semiHidden="1" w:unhideWhenUsed="1"/>
     <w:lsdException w:name="index 8" w:semiHidden="1" w:unhideWhenUsed="1"/>
     <w:lsdException w:name="index 9" w:semiHidden="1" w:unhideWhenUsed="1"/>
-    <w:lsdException w:name="toc 1" w:semiHidden="1" w:uiPriority="39" w:unhideWhenUsed="1"/>
-    <w:lsdException w:name="toc 2" w:semiHidden="1" w:uiPriority="39" w:unhideWhenUsed="1"/>
-    <w:lsdException w:name="toc 3" w:semiHidden="1" w:uiPriority="39" w:unhideWhenUsed="1"/>
-    <w:lsdException w:name="toc 4" w:semiHidden="1" w:uiPriority="39" w:unhideWhenUsed="1"/>
-    <w:lsdException w:name="toc 5" w:semiHidden="1" w:uiPriority="39" w:unhideWhenUsed="1"/>
-    <w:lsdException w:name="toc 6" w:semiHidden="1" w:uiPriority="39" w:unhideWhenUsed="1"/>
-    <w:lsdException w:name="toc 7" w:semiHidden="1" w:uiPriority="39" w:unhideWhenUsed="1"/>
-    <w:lsdException w:name="toc 8" w:semiHidden="1" w:uiPriority="39" w:unhideWhenUsed="1"/>
-    <w:lsdException w:name="toc 9" w:semiHidden="1" w:uiPriority="39" w:unhideWhenUsed="1"/>
+    <w:lsdException w:name="toc 1" w:uiPriority="39" w:semiHidden="1" w:unhideWhenUsed="1"/>
+    <w:lsdException w:name="toc 2" w:uiPriority="39" w:semiHidden="1" w:unhideWhenUsed="1"/>
+    <w:lsdException w:name="toc 3" w:uiPriority="39" w:semiHidden="1" w:unhideWhenUsed="1"/>
+    <w:lsdException w:name="toc 4" w:uiPriority="39" w:semiHidden="1" w:unhideWhenUsed="1"/>
+    <w:lsdException w:name="toc 5" w:uiPriority="39" w:semiHidden="1" w:unhideWhenUsed="1"/>
+    <w:lsdException w:name="toc 6" w:uiPriority="39" w:semiHidden="1" w:unhideWhenUsed="1"/>
+    <w:lsdException w:name="toc 7" w:uiPriority="39" w:semiHidden="1" w:unhideWhenUsed="1"/>
+    <w:lsdException w:name="toc 8" w:uiPriority="39" w:semiHidden="1" w:unhideWhenUsed="1"/>
+    <w:lsdException w:name="toc 9" w:uiPriority="39" w:semiHidden="1" w:unhideWhenUsed="1"/>
     <w:lsdException w:name="Normal Indent" w:semiHidden="1" w:unhideWhenUsed="1"/>
     <w:lsdException w:name="footnote text" w:semiHidden="1" w:unhideWhenUsed="1"/>
     <w:lsdException w:name="annotation text" w:semiHidden="1" w:unhideWhenUsed="1"/>
     <w:lsdException w:name="header" w:semiHidden="1" w:unhideWhenUsed="1"/>
     <w:lsdException w:name="footer" w:semiHidden="1" w:unhideWhenUsed="1"/>
     <w:lsdException w:name="index heading" w:semiHidden="1" w:unhideWhenUsed="1"/>
-    <w:lsdException w:name="caption" w:semiHidden="1" w:uiPriority="35" w:unhideWhenUsed="1" w:qFormat="1"/>
+    <w:lsdException w:name="caption" w:uiPriority="35" w:semiHidden="1" w:unhideWhenUsed="1" w:qFormat="1"/>
     <w:lsdException w:name="table of figures" w:semiHidden="1" w:unhideWhenUsed="1"/>
     <w:lsdException w:name="envelope address" w:semiHidden="1" w:unhideWhenUsed="1"/>
     <w:lsdException w:name="envelope return" w:semiHidden="1" w:unhideWhenUsed="1"/>
@@ -447,7 +611,7 @@
     <w:lsdException w:name="Title" w:uiPriority="10" w:qFormat="1"/>
     <w:lsdException w:name="Closing" w:semiHidden="1" w:unhideWhenUsed="1"/>
     <w:lsdException w:name="Signature" w:semiHidden="1" w:unhideWhenUsed="1"/>
-    <w:lsdException w:name="Default Paragraph Font" w:semiHidden="1" w:uiPriority="1" w:unhideWhenUsed="1"/>
+    <w:lsdException w:name="Default Paragraph Font" w:uiPriority="1" w:semiHidden="1" w:unhideWhenUsed="1"/>
     <w:lsdException w:name="Body Text" w:semiHidden="1" w:unhideWhenUsed="1"/>
     <w:lsdException w:name="Body Text Indent" w:semiHidden="1" w:unhideWhenUsed="1"/>
     <w:lsdException w:name="List Continue" w:semiHidden="1" w:unhideWhenUsed="1"/>
@@ -647,8 +811,8 @@
     <w:lsdException w:name="Subtle Reference" w:uiPriority="31" w:qFormat="1"/>
     <w:lsdException w:name="Intense Reference" w:uiPriority="32" w:qFormat="1"/>
     <w:lsdException w:name="Book Title" w:uiPriority="33" w:qFormat="1"/>
-    <w:lsdException w:name="Bibliography" w:semiHidden="1" w:uiPriority="37" w:unhideWhenUsed="1"/>
-    <w:lsdException w:name="TOC Heading" w:semiHidden="1" w:uiPriority="39" w:unhideWhenUsed="1" w:qFormat="1"/>
+    <w:lsdException w:name="Bibliography" w:uiPriority="37" w:semiHidden="1" w:unhideWhenUsed="1"/>
+    <w:lsdException w:name="TOC Heading" w:uiPriority="39" w:semiHidden="1" w:unhideWhenUsed="1" w:qFormat="1"/>
     <w:lsdException w:name="Plain Table 1" w:uiPriority="41"/>
     <w:lsdException w:name="Plain Table 2" w:uiPriority="42"/>
     <w:lsdException w:name="Plain Table 3" w:uiPriority="43"/>
@@ -754,17 +918,17 @@
     <w:lsdException w:name="List Table 6 Colorful Accent 6" w:uiPriority="51"/>
     <w:lsdException w:name="List Table 7 Colorful Accent 6" w:uiPriority="52"/>
   </w:latentStyles>
-  <w:style w:type="paragraph" w:default="1" w:styleId="Normal">
+  <w:style w:type="paragraph" w:styleId="Normal" w:default="1">
     <w:name w:val="Normal"/>
     <w:qFormat/>
   </w:style>
-  <w:style w:type="character" w:default="1" w:styleId="Fuentedeprrafopredeter">
+  <w:style w:type="character" w:styleId="Fuentedeprrafopredeter" w:default="1">
     <w:name w:val="Default Paragraph Font"/>
     <w:uiPriority w:val="1"/>
     <w:semiHidden/>
     <w:unhideWhenUsed/>
   </w:style>
-  <w:style w:type="table" w:default="1" w:styleId="Tablanormal">
+  <w:style w:type="table" w:styleId="Tablanormal" w:default="1">
     <w:name w:val="Normal Table"/>
     <w:uiPriority w:val="99"/>
     <w:semiHidden/>
@@ -779,7 +943,7 @@
       </w:tblCellMar>
     </w:tblPr>
   </w:style>
-  <w:style w:type="numbering" w:default="1" w:styleId="Sinlista">
+  <w:style w:type="numbering" w:styleId="Sinlista" w:default="1">
     <w:name w:val="No List"/>
     <w:uiPriority w:val="99"/>
     <w:semiHidden/>
@@ -789,7 +953,7 @@
 </file>
 
 <file path=word/theme/theme1.xml><?xml version="1.0" encoding="utf-8"?>
-<a:theme xmlns:a="http://schemas.openxmlformats.org/drawingml/2006/main" name="Tema de Office">
+<a:theme xmlns:a="http://schemas.openxmlformats.org/drawingml/2006/main" xmlns:thm15="http://schemas.microsoft.com/office/thememl/2012/main" name="Tema de Office">
   <a:themeElements>
     <a:clrScheme name="Office">
       <a:dk1>

--- a/cambios_DER.docx
+++ b/cambios_DER.docx
@@ -1,8 +1,8 @@
 
 <file path=word/document.xml><?xml version="1.0" encoding="utf-8"?>
-<w:document xmlns:wpc="http://schemas.microsoft.com/office/word/2010/wordprocessingCanvas" xmlns:cx="http://schemas.microsoft.com/office/drawing/2014/chartex" xmlns:mc="http://schemas.openxmlformats.org/markup-compatibility/2006" xmlns:o="urn:schemas-microsoft-com:office:office" xmlns:r="http://schemas.openxmlformats.org/officeDocument/2006/relationships" xmlns:m="http://schemas.openxmlformats.org/officeDocument/2006/math" xmlns:v="urn:schemas-microsoft-com:vml" xmlns:wp14="http://schemas.microsoft.com/office/word/2010/wordprocessingDrawing" xmlns:wp="http://schemas.openxmlformats.org/drawingml/2006/wordprocessingDrawing" xmlns:w10="urn:schemas-microsoft-com:office:word" xmlns:w="http://schemas.openxmlformats.org/wordprocessingml/2006/main" xmlns:w14="http://schemas.microsoft.com/office/word/2010/wordml" xmlns:w15="http://schemas.microsoft.com/office/word/2012/wordml" xmlns:w16se="http://schemas.microsoft.com/office/word/2015/wordml/symex" xmlns:wpg="http://schemas.microsoft.com/office/word/2010/wordprocessingGroup" xmlns:wpi="http://schemas.microsoft.com/office/word/2010/wordprocessingInk" xmlns:wne="http://schemas.microsoft.com/office/word/2006/wordml" xmlns:wps="http://schemas.microsoft.com/office/word/2010/wordprocessingShape" xmlns:a="http://schemas.openxmlformats.org/drawingml/2006/main" xmlns:pic="http://schemas.openxmlformats.org/drawingml/2006/picture" xmlns:a14="http://schemas.microsoft.com/office/drawing/2010/main" mc:Ignorable="w14 w15 w16se wp14">
+<w:document xmlns:wpc="http://schemas.microsoft.com/office/word/2010/wordprocessingCanvas" xmlns:cx="http://schemas.microsoft.com/office/drawing/2014/chartex" xmlns:mc="http://schemas.openxmlformats.org/markup-compatibility/2006" xmlns:o="urn:schemas-microsoft-com:office:office" xmlns:r="http://schemas.openxmlformats.org/officeDocument/2006/relationships" xmlns:m="http://schemas.openxmlformats.org/officeDocument/2006/math" xmlns:v="urn:schemas-microsoft-com:vml" xmlns:wp14="http://schemas.microsoft.com/office/word/2010/wordprocessingDrawing" xmlns:wp="http://schemas.openxmlformats.org/drawingml/2006/wordprocessingDrawing" xmlns:w10="urn:schemas-microsoft-com:office:word" xmlns:w="http://schemas.openxmlformats.org/wordprocessingml/2006/main" xmlns:w14="http://schemas.microsoft.com/office/word/2010/wordml" xmlns:w15="http://schemas.microsoft.com/office/word/2012/wordml" xmlns:w16se="http://schemas.microsoft.com/office/word/2015/wordml/symex" xmlns:wpg="http://schemas.microsoft.com/office/word/2010/wordprocessingGroup" xmlns:wpi="http://schemas.microsoft.com/office/word/2010/wordprocessingInk" xmlns:wne="http://schemas.microsoft.com/office/word/2006/wordml" xmlns:wps="http://schemas.microsoft.com/office/word/2010/wordprocessingShape" mc:Ignorable="w14 w15 w16se wp14">
   <w:body>
-    <w:p xmlns:wp14="http://schemas.microsoft.com/office/word/2010/wordml" wp14:textId="77777777">
+    <w:p>
       <w:pPr>
         <w:rPr>
           <w:lang w:val="es-AR"/>
@@ -21,13 +21,13 @@
         <w:t>rego el atributo CUIL a empleado y CUIT y Correo a empresa. 8/6/2026</w:t>
       </w:r>
     </w:p>
-    <w:p xmlns:wp14="http://schemas.microsoft.com/office/word/2010/wordml" wp14:textId="77777777">
+    <w:p>
       <w:r>
         <w:rPr>
           <w:noProof/>
         </w:rPr>
         <w:drawing>
-          <wp:inline xmlns:wp14="http://schemas.microsoft.com/office/word/2010/wordprocessingDrawing" distT="0" distB="0" distL="0" distR="0" wp14:anchorId="39555D26" wp14:editId="1AE33BEC">
+          <wp:inline distT="0" distB="0" distL="0" distR="0" wp14:anchorId="39555D26" wp14:editId="1AE33BEC">
             <wp:extent cx="2476500" cy="1695450"/>
             <wp:effectExtent l="0" t="0" r="0" b="0"/>
             <wp:docPr id="4" name="Imagen 4"/>
@@ -67,7 +67,7 @@
           <w:noProof/>
         </w:rPr>
         <w:drawing>
-          <wp:inline xmlns:wp14="http://schemas.microsoft.com/office/word/2010/wordprocessingDrawing" distT="0" distB="0" distL="0" distR="0" wp14:anchorId="2E089018" wp14:editId="198CC45C">
+          <wp:inline distT="0" distB="0" distL="0" distR="0" wp14:anchorId="2E089018" wp14:editId="198CC45C">
             <wp:extent cx="2495550" cy="2657475"/>
             <wp:effectExtent l="0" t="0" r="0" b="9525"/>
             <wp:docPr id="1" name="Imagen 1"/>
@@ -103,7 +103,7 @@
         </w:drawing>
       </w:r>
     </w:p>
-    <w:p xmlns:wp14="http://schemas.microsoft.com/office/word/2010/wordml" wp14:textId="77777777">
+    <w:p>
       <w:pPr>
         <w:rPr>
           <w:lang w:val="es-AR"/>
@@ -128,13 +128,13 @@
         <w:t xml:space="preserve"> 10/6/26</w:t>
       </w:r>
     </w:p>
-    <w:p xmlns:wp14="http://schemas.microsoft.com/office/word/2010/wordml" wp14:textId="77777777">
+    <w:p>
       <w:r>
         <w:rPr>
           <w:noProof/>
         </w:rPr>
         <w:drawing>
-          <wp:inline xmlns:wp14="http://schemas.microsoft.com/office/word/2010/wordprocessingDrawing" distT="0" distB="0" distL="0" distR="0" wp14:anchorId="307B42C0" wp14:editId="1D45C5E8">
+          <wp:inline distT="0" distB="0" distL="0" distR="0" wp14:anchorId="307B42C0" wp14:editId="1D45C5E8">
             <wp:extent cx="2676525" cy="1695450"/>
             <wp:effectExtent l="0" t="0" r="9525" b="0"/>
             <wp:docPr id="2" name="Imagen 2"/>
@@ -170,7 +170,7 @@
         </w:drawing>
       </w:r>
     </w:p>
-    <w:p xmlns:wp14="http://schemas.microsoft.com/office/word/2010/wordml" wp14:textId="77777777">
+    <w:p>
       <w:pPr>
         <w:rPr>
           <w:lang w:val="es-AR"/>
@@ -189,13 +189,13 @@
         <w:t xml:space="preserve"> y de concesion</w:t>
       </w:r>
     </w:p>
-    <w:p xmlns:wp14="http://schemas.microsoft.com/office/word/2010/wordml" wp14:textId="77777777">
+    <w:p>
       <w:r>
         <w:rPr>
           <w:noProof/>
         </w:rPr>
         <w:drawing>
-          <wp:inline xmlns:wp14="http://schemas.microsoft.com/office/word/2010/wordprocessingDrawing" distT="0" distB="0" distL="0" distR="0" wp14:anchorId="4BE4582E" wp14:editId="379EBE15">
+          <wp:inline distT="0" distB="0" distL="0" distR="0" wp14:anchorId="4BE4582E" wp14:editId="379EBE15">
             <wp:extent cx="3019425" cy="1933575"/>
             <wp:effectExtent l="0" t="0" r="9525" b="9525"/>
             <wp:docPr id="3" name="Imagen 3"/>
@@ -235,7 +235,7 @@
           <w:noProof/>
         </w:rPr>
         <w:drawing>
-          <wp:inline xmlns:wp14="http://schemas.microsoft.com/office/word/2010/wordprocessingDrawing" distT="0" distB="0" distL="0" distR="0" wp14:anchorId="4A0440B7" wp14:editId="55F026D3">
+          <wp:inline distT="0" distB="0" distL="0" distR="0" wp14:anchorId="4A0440B7" wp14:editId="55F026D3">
             <wp:extent cx="2390775" cy="1714500"/>
             <wp:effectExtent l="0" t="0" r="9525" b="0"/>
             <wp:docPr id="5" name="Imagen 5"/>
@@ -271,7 +271,7 @@
         </w:drawing>
       </w:r>
     </w:p>
-    <w:p xmlns:wp14="http://schemas.microsoft.com/office/word/2010/wordml" wp14:textId="77777777">
+    <w:p>
       <w:pPr>
         <w:rPr>
           <w:lang w:val="es-AR"/>
@@ -284,23 +284,24 @@
         <w:t>Se agrego el atributo Estado a todos los que no lo tenian para poder hacer un borrado logico</w:t>
       </w:r>
     </w:p>
-    <w:p xmlns:wp14="http://schemas.microsoft.com/office/word/2010/wordml" wp14:textId="77777777">
-      <w:pPr>
-        <w:rPr>
-          <w:lang w:val="es-AR"/>
-        </w:rPr>
-      </w:pPr>
-    </w:p>
-    <w:p xmlns:wp14="http://schemas.microsoft.com/office/word/2010/wordml" wp14:textId="1199B9CA">
-      <w:pPr>
-        <w:rPr>
-          <w:lang w:val="es-AR"/>
-        </w:rPr>
-      </w:pPr>
-      <w:r>
-        <w:rPr>
-          <w:lang w:val="es-AR"/>
-        </w:rPr>
+    <w:p>
+      <w:pPr>
+        <w:rPr>
+          <w:lang w:val="es-AR"/>
+        </w:rPr>
+      </w:pPr>
+    </w:p>
+    <w:p>
+      <w:pPr>
+        <w:rPr>
+          <w:lang w:val="es-AR"/>
+        </w:rPr>
+      </w:pPr>
+      <w:r>
+        <w:rPr>
+          <w:lang w:val="es-AR"/>
+        </w:rPr>
+        <w:lastRenderedPageBreak/>
         <w:t xml:space="preserve">Se </w:t>
       </w:r>
       <w:r>
@@ -313,57 +314,36 @@
         <w:rPr>
           <w:lang w:val="es-AR"/>
         </w:rPr>
-        <w:t xml:space="preserve">la </w:t>
-      </w:r>
-      <w:r>
-        <w:rPr>
-          <w:lang w:val="es-AR"/>
-        </w:rPr>
-        <w:t>relacion</w:t>
-      </w:r>
-      <w:r>
-        <w:rPr>
-          <w:lang w:val="es-AR"/>
-        </w:rPr>
-        <w:t xml:space="preserve"> parque-tour para poder ver a que parque pertenece cuando no hay un </w:t>
-      </w:r>
-      <w:r>
-        <w:rPr>
-          <w:lang w:val="es-AR"/>
-        </w:rPr>
-        <w:t>guia</w:t>
-      </w:r>
-      <w:r>
-        <w:rPr>
-          <w:lang w:val="es-AR"/>
-        </w:rPr>
-        <w:t xml:space="preserve"> asignado</w:t>
-      </w:r>
-    </w:p>
-    <w:p xmlns:wp14="http://schemas.microsoft.com/office/word/2010/wordml" wp14:textId="77777777">
-      <w:pPr>
-        <w:rPr>
-          <w:lang w:val="es-AR"/>
-        </w:rPr>
-      </w:pPr>
-      <w:r>
+        <w:t>la relacion parque-tour para poder ver a que parque pertenece cuando no hay un guia asignado</w:t>
+      </w:r>
+    </w:p>
+    <w:p>
+      <w:pPr>
+        <w:rPr>
+          <w:lang w:val="es-AR"/>
+        </w:rPr>
+      </w:pPr>
+      <w:r>
+        <w:rPr>
+          <w:noProof/>
+        </w:rPr>
         <w:drawing>
-          <wp:inline xmlns:wp14="http://schemas.microsoft.com/office/word/2010/wordprocessingDrawing" wp14:editId="72A5C655" wp14:anchorId="6EDC2902">
+          <wp:inline distT="0" distB="0" distL="0" distR="0" wp14:anchorId="6EDC2902" wp14:editId="72A5C655">
             <wp:extent cx="1343025" cy="1362075"/>
             <wp:effectExtent l="0" t="0" r="9525" b="9525"/>
             <wp:docPr id="6" name="Imagen 6"/>
             <wp:cNvGraphicFramePr>
-              <a:graphicFrameLocks noChangeAspect="1"/>
+              <a:graphicFrameLocks xmlns:a="http://schemas.openxmlformats.org/drawingml/2006/main" noChangeAspect="1"/>
             </wp:cNvGraphicFramePr>
-            <a:graphic>
-              <a:graphicData xmlns:a="http://schemas.openxmlformats.org/drawingml/2006/main" uri="http://schemas.openxmlformats.org/drawingml/2006/picture">
+            <a:graphic xmlns:a="http://schemas.openxmlformats.org/drawingml/2006/main">
+              <a:graphicData uri="http://schemas.openxmlformats.org/drawingml/2006/picture">
                 <pic:pic xmlns:pic="http://schemas.openxmlformats.org/drawingml/2006/picture">
                   <pic:nvPicPr>
                     <pic:cNvPr id="1" name=""/>
                     <pic:cNvPicPr/>
                   </pic:nvPicPr>
                   <pic:blipFill>
-                    <a:blip xmlns:r="http://schemas.openxmlformats.org/officeDocument/2006/relationships" r:embed="rId9"/>
+                    <a:blip r:embed="rId9"/>
                     <a:stretch>
                       <a:fillRect/>
                     </a:stretch>
@@ -383,27 +363,18 @@
           </wp:inline>
         </w:drawing>
       </w:r>
-      <w:bookmarkStart w:name="_GoBack" w:id="0"/>
-      <w:bookmarkEnd w:id="0"/>
-    </w:p>
-    <w:p>
-      <w:r>
-        <w:rPr>
-          <w:lang w:val="es-AR"/>
-        </w:rPr>
-        <w:t xml:space="preserve">Se reordenaron y agregaron atributos a las tablas </w:t>
-      </w:r>
-      <w:r>
-        <w:rPr>
-          <w:lang w:val="es-AR"/>
-        </w:rPr>
-        <w:t>habilitacion</w:t>
-      </w:r>
-      <w:r>
-        <w:rPr>
-          <w:lang w:val="es-AR"/>
-        </w:rPr>
-        <w:t>, especialidad, titulo y sus relaciones.</w:t>
+    </w:p>
+    <w:p>
+      <w:pPr>
+        <w:rPr>
+          <w:lang w:val="es-AR"/>
+        </w:rPr>
+      </w:pPr>
+      <w:r>
+        <w:rPr>
+          <w:lang w:val="es-AR"/>
+        </w:rPr>
+        <w:t>Se reordenaron y agregaron atributos a las tablas habilitacion, especialidad, titulo y sus relaciones.</w:t>
       </w:r>
     </w:p>
     <w:p>
@@ -415,27 +386,27 @@
       </w:r>
     </w:p>
     <w:p>
-      <w:pPr>
-        <w:pStyle w:val="Normal"/>
-      </w:pPr>
-      <w:r>
+      <w:r>
+        <w:rPr>
+          <w:noProof/>
+        </w:rPr>
         <w:drawing>
-          <wp:inline wp14:editId="6009C986" wp14:anchorId="4684C615">
+          <wp:inline distT="0" distB="0" distL="0" distR="0" wp14:anchorId="4684C615" wp14:editId="6009C986">
             <wp:extent cx="5581937" cy="2597284"/>
             <wp:effectExtent l="0" t="0" r="0" b="0"/>
             <wp:docPr id="1495189339" name="drawing"/>
             <wp:cNvGraphicFramePr>
-              <a:graphicFrameLocks noChangeAspect="1"/>
+              <a:graphicFrameLocks xmlns:a="http://schemas.openxmlformats.org/drawingml/2006/main" noChangeAspect="1"/>
             </wp:cNvGraphicFramePr>
-            <a:graphic>
-              <a:graphicData xmlns:a="http://schemas.openxmlformats.org/drawingml/2006/main" uri="http://schemas.openxmlformats.org/drawingml/2006/picture">
+            <a:graphic xmlns:a="http://schemas.openxmlformats.org/drawingml/2006/main">
+              <a:graphicData uri="http://schemas.openxmlformats.org/drawingml/2006/picture">
                 <pic:pic xmlns:pic="http://schemas.openxmlformats.org/drawingml/2006/picture">
                   <pic:nvPicPr>
                     <pic:cNvPr id="1495189339" name="Picture 1495189339"/>
                     <pic:cNvPicPr/>
                   </pic:nvPicPr>
                   <pic:blipFill>
-                    <a:blip xmlns:r="http://schemas.openxmlformats.org/officeDocument/2006/relationships" r:embed="rId328339183">
+                    <a:blip r:embed="rId10">
                       <a:extLst>
                         <a:ext uri="{28A0092B-C50C-407E-A947-70E740481C1C}">
                           <a14:useLocalDpi xmlns:a14="http://schemas.microsoft.com/office/drawing/2010/main"/>
@@ -471,27 +442,28 @@
       </w:r>
     </w:p>
     <w:p>
-      <w:pPr>
-        <w:pStyle w:val="Normal"/>
-      </w:pPr>
-      <w:r>
+      <w:r>
+        <w:rPr>
+          <w:noProof/>
+        </w:rPr>
+        <w:lastRenderedPageBreak/>
         <w:drawing>
-          <wp:inline wp14:editId="05004478" wp14:anchorId="5582BCFA">
+          <wp:inline distT="0" distB="0" distL="0" distR="0" wp14:anchorId="5582BCFA" wp14:editId="05004478">
             <wp:extent cx="5819357" cy="3422603"/>
             <wp:effectExtent l="0" t="0" r="0" b="0"/>
             <wp:docPr id="1760503792" name="drawing"/>
             <wp:cNvGraphicFramePr>
-              <a:graphicFrameLocks noChangeAspect="1"/>
+              <a:graphicFrameLocks xmlns:a="http://schemas.openxmlformats.org/drawingml/2006/main" noChangeAspect="1"/>
             </wp:cNvGraphicFramePr>
-            <a:graphic>
-              <a:graphicData xmlns:a="http://schemas.openxmlformats.org/drawingml/2006/main" uri="http://schemas.openxmlformats.org/drawingml/2006/picture">
+            <a:graphic xmlns:a="http://schemas.openxmlformats.org/drawingml/2006/main">
+              <a:graphicData uri="http://schemas.openxmlformats.org/drawingml/2006/picture">
                 <pic:pic xmlns:pic="http://schemas.openxmlformats.org/drawingml/2006/picture">
                   <pic:nvPicPr>
                     <pic:cNvPr id="1760503792" name="Picture 1760503792"/>
                     <pic:cNvPicPr/>
                   </pic:nvPicPr>
                   <pic:blipFill>
-                    <a:blip xmlns:r="http://schemas.openxmlformats.org/officeDocument/2006/relationships" r:embed="rId58964761">
+                    <a:blip r:embed="rId11">
                       <a:extLst>
                         <a:ext uri="{28A0092B-C50C-407E-A947-70E740481C1C}">
                           <a14:useLocalDpi xmlns:a14="http://schemas.microsoft.com/office/drawing/2010/main"/>
@@ -503,7 +475,7 @@
                     </a:stretch>
                   </pic:blipFill>
                   <pic:spPr>
-                    <a:xfrm rot="0">
+                    <a:xfrm>
                       <a:off x="0" y="0"/>
                       <a:ext cx="5819357" cy="3422603"/>
                     </a:xfrm>
@@ -518,8 +490,160 @@
         </w:drawing>
       </w:r>
     </w:p>
+    <w:p>
+      <w:r>
+        <w:t>Se agregaron atributos a parque</w:t>
+      </w:r>
+    </w:p>
+    <w:p>
+      <w:r>
+        <w:rPr>
+          <w:noProof/>
+        </w:rPr>
+        <w:drawing>
+          <wp:inline distT="0" distB="0" distL="0" distR="0" wp14:anchorId="2774AC3B" wp14:editId="420017FE">
+            <wp:extent cx="2790825" cy="2590800"/>
+            <wp:effectExtent l="0" t="0" r="9525" b="0"/>
+            <wp:docPr id="7" name="Imagen 7"/>
+            <wp:cNvGraphicFramePr>
+              <a:graphicFrameLocks xmlns:a="http://schemas.openxmlformats.org/drawingml/2006/main" noChangeAspect="1"/>
+            </wp:cNvGraphicFramePr>
+            <a:graphic xmlns:a="http://schemas.openxmlformats.org/drawingml/2006/main">
+              <a:graphicData uri="http://schemas.openxmlformats.org/drawingml/2006/picture">
+                <pic:pic xmlns:pic="http://schemas.openxmlformats.org/drawingml/2006/picture">
+                  <pic:nvPicPr>
+                    <pic:cNvPr id="1" name=""/>
+                    <pic:cNvPicPr/>
+                  </pic:nvPicPr>
+                  <pic:blipFill>
+                    <a:blip r:embed="rId12"/>
+                    <a:stretch>
+                      <a:fillRect/>
+                    </a:stretch>
+                  </pic:blipFill>
+                  <pic:spPr>
+                    <a:xfrm>
+                      <a:off x="0" y="0"/>
+                      <a:ext cx="2790825" cy="2590800"/>
+                    </a:xfrm>
+                    <a:prstGeom prst="rect">
+                      <a:avLst/>
+                    </a:prstGeom>
+                  </pic:spPr>
+                </pic:pic>
+              </a:graphicData>
+            </a:graphic>
+          </wp:inline>
+        </w:drawing>
+      </w:r>
+    </w:p>
+    <w:p>
+      <w:pPr>
+        <w:rPr>
+          <w:lang w:val="es-AR"/>
+        </w:rPr>
+      </w:pPr>
+    </w:p>
+    <w:p>
+      <w:pPr>
+        <w:rPr>
+          <w:lang w:val="es-AR"/>
+        </w:rPr>
+      </w:pPr>
+    </w:p>
+    <w:p>
+      <w:pPr>
+        <w:rPr>
+          <w:lang w:val="es-AR"/>
+        </w:rPr>
+      </w:pPr>
+    </w:p>
+    <w:p>
+      <w:pPr>
+        <w:rPr>
+          <w:lang w:val="es-AR"/>
+        </w:rPr>
+      </w:pPr>
+    </w:p>
+    <w:p>
+      <w:pPr>
+        <w:rPr>
+          <w:lang w:val="es-AR"/>
+        </w:rPr>
+      </w:pPr>
+    </w:p>
+    <w:p>
+      <w:pPr>
+        <w:rPr>
+          <w:lang w:val="es-AR"/>
+        </w:rPr>
+      </w:pPr>
+    </w:p>
+    <w:p>
+      <w:pPr>
+        <w:rPr>
+          <w:lang w:val="es-AR"/>
+        </w:rPr>
+      </w:pPr>
+      <w:bookmarkStart w:id="0" w:name="_GoBack"/>
+      <w:bookmarkEnd w:id="0"/>
+      <w:r>
+        <w:rPr>
+          <w:lang w:val="es-AR"/>
+        </w:rPr>
+        <w:lastRenderedPageBreak/>
+        <w:t>Se agrego el atributo descuento a compra</w:t>
+      </w:r>
+    </w:p>
+    <w:p>
+      <w:pPr>
+        <w:rPr>
+          <w:lang w:val="es-AR"/>
+        </w:rPr>
+      </w:pPr>
+      <w:r>
+        <w:rPr>
+          <w:noProof/>
+        </w:rPr>
+        <w:drawing>
+          <wp:inline distT="0" distB="0" distL="0" distR="0" wp14:anchorId="5FD36F01" wp14:editId="4D566509">
+            <wp:extent cx="3295650" cy="2447925"/>
+            <wp:effectExtent l="0" t="0" r="0" b="9525"/>
+            <wp:docPr id="8" name="Imagen 8"/>
+            <wp:cNvGraphicFramePr>
+              <a:graphicFrameLocks xmlns:a="http://schemas.openxmlformats.org/drawingml/2006/main" noChangeAspect="1"/>
+            </wp:cNvGraphicFramePr>
+            <a:graphic xmlns:a="http://schemas.openxmlformats.org/drawingml/2006/main">
+              <a:graphicData uri="http://schemas.openxmlformats.org/drawingml/2006/picture">
+                <pic:pic xmlns:pic="http://schemas.openxmlformats.org/drawingml/2006/picture">
+                  <pic:nvPicPr>
+                    <pic:cNvPr id="1" name=""/>
+                    <pic:cNvPicPr/>
+                  </pic:nvPicPr>
+                  <pic:blipFill>
+                    <a:blip r:embed="rId13"/>
+                    <a:stretch>
+                      <a:fillRect/>
+                    </a:stretch>
+                  </pic:blipFill>
+                  <pic:spPr>
+                    <a:xfrm>
+                      <a:off x="0" y="0"/>
+                      <a:ext cx="3295650" cy="2447925"/>
+                    </a:xfrm>
+                    <a:prstGeom prst="rect">
+                      <a:avLst/>
+                    </a:prstGeom>
+                  </pic:spPr>
+                </pic:pic>
+              </a:graphicData>
+            </a:graphic>
+          </wp:inline>
+        </w:drawing>
+      </w:r>
+    </w:p>
     <w:sectPr>
-      <w:pgSz w:w="12240" w:h="15840" w:orient="portrait"/>
+      <w:pgSz w:w="12240" w:h="15840"/>
       <w:pgMar w:top="1440" w:right="1440" w:bottom="1440" w:left="1440" w:header="720" w:footer="720" w:gutter="0"/>
       <w:cols w:space="720"/>
       <w:docGrid w:linePitch="360"/>
@@ -529,11 +653,11 @@
 </file>
 
 <file path=word/styles.xml><?xml version="1.0" encoding="utf-8"?>
-<w:styles xmlns:wp14="http://schemas.microsoft.com/office/word/2010/wordprocessingDrawing" xmlns:mc="http://schemas.openxmlformats.org/markup-compatibility/2006" xmlns:r="http://schemas.openxmlformats.org/officeDocument/2006/relationships" xmlns:w="http://schemas.openxmlformats.org/wordprocessingml/2006/main" xmlns:w14="http://schemas.microsoft.com/office/word/2010/wordml" xmlns:w15="http://schemas.microsoft.com/office/word/2012/wordml" xmlns:w16se="http://schemas.microsoft.com/office/word/2015/wordml/symex" mc:Ignorable="w14 w15 w16se wp14">
+<w:styles xmlns:mc="http://schemas.openxmlformats.org/markup-compatibility/2006" xmlns:r="http://schemas.openxmlformats.org/officeDocument/2006/relationships" xmlns:w="http://schemas.openxmlformats.org/wordprocessingml/2006/main" xmlns:w14="http://schemas.microsoft.com/office/word/2010/wordml" xmlns:w15="http://schemas.microsoft.com/office/word/2012/wordml" xmlns:w16se="http://schemas.microsoft.com/office/word/2015/wordml/symex" mc:Ignorable="w14 w15 w16se">
   <w:docDefaults>
     <w:rPrDefault>
       <w:rPr>
-        <w:rFonts w:asciiTheme="minorHAnsi" w:hAnsiTheme="minorHAnsi" w:eastAsiaTheme="minorHAnsi" w:cstheme="minorBidi"/>
+        <w:rFonts w:asciiTheme="minorHAnsi" w:eastAsiaTheme="minorHAnsi" w:hAnsiTheme="minorHAnsi" w:cstheme="minorBidi"/>
         <w:sz w:val="22"/>
         <w:szCs w:val="22"/>
         <w:lang w:val="en-US" w:eastAsia="en-US" w:bidi="ar-SA"/>
@@ -548,14 +672,14 @@
   <w:latentStyles w:defLockedState="0" w:defUIPriority="99" w:defSemiHidden="0" w:defUnhideWhenUsed="0" w:defQFormat="0" w:count="371">
     <w:lsdException w:name="Normal" w:uiPriority="0" w:qFormat="1"/>
     <w:lsdException w:name="heading 1" w:uiPriority="9" w:qFormat="1"/>
-    <w:lsdException w:name="heading 2" w:uiPriority="9" w:semiHidden="1" w:unhideWhenUsed="1" w:qFormat="1"/>
-    <w:lsdException w:name="heading 3" w:uiPriority="9" w:semiHidden="1" w:unhideWhenUsed="1" w:qFormat="1"/>
-    <w:lsdException w:name="heading 4" w:uiPriority="9" w:semiHidden="1" w:unhideWhenUsed="1" w:qFormat="1"/>
-    <w:lsdException w:name="heading 5" w:uiPriority="9" w:semiHidden="1" w:unhideWhenUsed="1" w:qFormat="1"/>
-    <w:lsdException w:name="heading 6" w:uiPriority="9" w:semiHidden="1" w:unhideWhenUsed="1" w:qFormat="1"/>
-    <w:lsdException w:name="heading 7" w:uiPriority="9" w:semiHidden="1" w:unhideWhenUsed="1" w:qFormat="1"/>
-    <w:lsdException w:name="heading 8" w:uiPriority="9" w:semiHidden="1" w:unhideWhenUsed="1" w:qFormat="1"/>
-    <w:lsdException w:name="heading 9" w:uiPriority="9" w:semiHidden="1" w:unhideWhenUsed="1" w:qFormat="1"/>
+    <w:lsdException w:name="heading 2" w:semiHidden="1" w:uiPriority="9" w:unhideWhenUsed="1" w:qFormat="1"/>
+    <w:lsdException w:name="heading 3" w:semiHidden="1" w:uiPriority="9" w:unhideWhenUsed="1" w:qFormat="1"/>
+    <w:lsdException w:name="heading 4" w:semiHidden="1" w:uiPriority="9" w:unhideWhenUsed="1" w:qFormat="1"/>
+    <w:lsdException w:name="heading 5" w:semiHidden="1" w:uiPriority="9" w:unhideWhenUsed="1" w:qFormat="1"/>
+    <w:lsdException w:name="heading 6" w:semiHidden="1" w:uiPriority="9" w:unhideWhenUsed="1" w:qFormat="1"/>
+    <w:lsdException w:name="heading 7" w:semiHidden="1" w:uiPriority="9" w:unhideWhenUsed="1" w:qFormat="1"/>
+    <w:lsdException w:name="heading 8" w:semiHidden="1" w:uiPriority="9" w:unhideWhenUsed="1" w:qFormat="1"/>
+    <w:lsdException w:name="heading 9" w:semiHidden="1" w:uiPriority="9" w:unhideWhenUsed="1" w:qFormat="1"/>
     <w:lsdException w:name="index 1" w:semiHidden="1" w:unhideWhenUsed="1"/>
     <w:lsdException w:name="index 2" w:semiHidden="1" w:unhideWhenUsed="1"/>
     <w:lsdException w:name="index 3" w:semiHidden="1" w:unhideWhenUsed="1"/>
@@ -565,22 +689,22 @@
     <w:lsdException w:name="index 7" w:semiHidden="1" w:unhideWhenUsed="1"/>
     <w:lsdException w:name="index 8" w:semiHidden="1" w:unhideWhenUsed="1"/>
     <w:lsdException w:name="index 9" w:semiHidden="1" w:unhideWhenUsed="1"/>
-    <w:lsdException w:name="toc 1" w:uiPriority="39" w:semiHidden="1" w:unhideWhenUsed="1"/>
-    <w:lsdException w:name="toc 2" w:uiPriority="39" w:semiHidden="1" w:unhideWhenUsed="1"/>
-    <w:lsdException w:name="toc 3" w:uiPriority="39" w:semiHidden="1" w:unhideWhenUsed="1"/>
-    <w:lsdException w:name="toc 4" w:uiPriority="39" w:semiHidden="1" w:unhideWhenUsed="1"/>
-    <w:lsdException w:name="toc 5" w:uiPriority="39" w:semiHidden="1" w:unhideWhenUsed="1"/>
-    <w:lsdException w:name="toc 6" w:uiPriority="39" w:semiHidden="1" w:unhideWhenUsed="1"/>
-    <w:lsdException w:name="toc 7" w:uiPriority="39" w:semiHidden="1" w:unhideWhenUsed="1"/>
-    <w:lsdException w:name="toc 8" w:uiPriority="39" w:semiHidden="1" w:unhideWhenUsed="1"/>
-    <w:lsdException w:name="toc 9" w:uiPriority="39" w:semiHidden="1" w:unhideWhenUsed="1"/>
+    <w:lsdException w:name="toc 1" w:semiHidden="1" w:uiPriority="39" w:unhideWhenUsed="1"/>
+    <w:lsdException w:name="toc 2" w:semiHidden="1" w:uiPriority="39" w:unhideWhenUsed="1"/>
+    <w:lsdException w:name="toc 3" w:semiHidden="1" w:uiPriority="39" w:unhideWhenUsed="1"/>
+    <w:lsdException w:name="toc 4" w:semiHidden="1" w:uiPriority="39" w:unhideWhenUsed="1"/>
+    <w:lsdException w:name="toc 5" w:semiHidden="1" w:uiPriority="39" w:unhideWhenUsed="1"/>
+    <w:lsdException w:name="toc 6" w:semiHidden="1" w:uiPriority="39" w:unhideWhenUsed="1"/>
+    <w:lsdException w:name="toc 7" w:semiHidden="1" w:uiPriority="39" w:unhideWhenUsed="1"/>
+    <w:lsdException w:name="toc 8" w:semiHidden="1" w:uiPriority="39" w:unhideWhenUsed="1"/>
+    <w:lsdException w:name="toc 9" w:semiHidden="1" w:uiPriority="39" w:unhideWhenUsed="1"/>
     <w:lsdException w:name="Normal Indent" w:semiHidden="1" w:unhideWhenUsed="1"/>
     <w:lsdException w:name="footnote text" w:semiHidden="1" w:unhideWhenUsed="1"/>
     <w:lsdException w:name="annotation text" w:semiHidden="1" w:unhideWhenUsed="1"/>
     <w:lsdException w:name="header" w:semiHidden="1" w:unhideWhenUsed="1"/>
     <w:lsdException w:name="footer" w:semiHidden="1" w:unhideWhenUsed="1"/>
     <w:lsdException w:name="index heading" w:semiHidden="1" w:unhideWhenUsed="1"/>
-    <w:lsdException w:name="caption" w:uiPriority="35" w:semiHidden="1" w:unhideWhenUsed="1" w:qFormat="1"/>
+    <w:lsdException w:name="caption" w:semiHidden="1" w:uiPriority="35" w:unhideWhenUsed="1" w:qFormat="1"/>
     <w:lsdException w:name="table of figures" w:semiHidden="1" w:unhideWhenUsed="1"/>
     <w:lsdException w:name="envelope address" w:semiHidden="1" w:unhideWhenUsed="1"/>
     <w:lsdException w:name="envelope return" w:semiHidden="1" w:unhideWhenUsed="1"/>
@@ -611,7 +735,7 @@
     <w:lsdException w:name="Title" w:uiPriority="10" w:qFormat="1"/>
     <w:lsdException w:name="Closing" w:semiHidden="1" w:unhideWhenUsed="1"/>
     <w:lsdException w:name="Signature" w:semiHidden="1" w:unhideWhenUsed="1"/>
-    <w:lsdException w:name="Default Paragraph Font" w:uiPriority="1" w:semiHidden="1" w:unhideWhenUsed="1"/>
+    <w:lsdException w:name="Default Paragraph Font" w:semiHidden="1" w:uiPriority="1" w:unhideWhenUsed="1"/>
     <w:lsdException w:name="Body Text" w:semiHidden="1" w:unhideWhenUsed="1"/>
     <w:lsdException w:name="Body Text Indent" w:semiHidden="1" w:unhideWhenUsed="1"/>
     <w:lsdException w:name="List Continue" w:semiHidden="1" w:unhideWhenUsed="1"/>
@@ -811,8 +935,8 @@
     <w:lsdException w:name="Subtle Reference" w:uiPriority="31" w:qFormat="1"/>
     <w:lsdException w:name="Intense Reference" w:uiPriority="32" w:qFormat="1"/>
     <w:lsdException w:name="Book Title" w:uiPriority="33" w:qFormat="1"/>
-    <w:lsdException w:name="Bibliography" w:uiPriority="37" w:semiHidden="1" w:unhideWhenUsed="1"/>
-    <w:lsdException w:name="TOC Heading" w:uiPriority="39" w:semiHidden="1" w:unhideWhenUsed="1" w:qFormat="1"/>
+    <w:lsdException w:name="Bibliography" w:semiHidden="1" w:uiPriority="37" w:unhideWhenUsed="1"/>
+    <w:lsdException w:name="TOC Heading" w:semiHidden="1" w:uiPriority="39" w:unhideWhenUsed="1" w:qFormat="1"/>
     <w:lsdException w:name="Plain Table 1" w:uiPriority="41"/>
     <w:lsdException w:name="Plain Table 2" w:uiPriority="42"/>
     <w:lsdException w:name="Plain Table 3" w:uiPriority="43"/>
@@ -918,17 +1042,17 @@
     <w:lsdException w:name="List Table 6 Colorful Accent 6" w:uiPriority="51"/>
     <w:lsdException w:name="List Table 7 Colorful Accent 6" w:uiPriority="52"/>
   </w:latentStyles>
-  <w:style w:type="paragraph" w:styleId="Normal" w:default="1">
+  <w:style w:type="paragraph" w:default="1" w:styleId="Normal">
     <w:name w:val="Normal"/>
     <w:qFormat/>
   </w:style>
-  <w:style w:type="character" w:styleId="Fuentedeprrafopredeter" w:default="1">
+  <w:style w:type="character" w:default="1" w:styleId="Fuentedeprrafopredeter">
     <w:name w:val="Default Paragraph Font"/>
     <w:uiPriority w:val="1"/>
     <w:semiHidden/>
     <w:unhideWhenUsed/>
   </w:style>
-  <w:style w:type="table" w:styleId="Tablanormal" w:default="1">
+  <w:style w:type="table" w:default="1" w:styleId="Tablanormal">
     <w:name w:val="Normal Table"/>
     <w:uiPriority w:val="99"/>
     <w:semiHidden/>
@@ -943,7 +1067,7 @@
       </w:tblCellMar>
     </w:tblPr>
   </w:style>
-  <w:style w:type="numbering" w:styleId="Sinlista" w:default="1">
+  <w:style w:type="numbering" w:default="1" w:styleId="Sinlista">
     <w:name w:val="No List"/>
     <w:uiPriority w:val="99"/>
     <w:semiHidden/>
@@ -953,7 +1077,7 @@
 </file>
 
 <file path=word/theme/theme1.xml><?xml version="1.0" encoding="utf-8"?>
-<a:theme xmlns:a="http://schemas.openxmlformats.org/drawingml/2006/main" xmlns:thm15="http://schemas.microsoft.com/office/thememl/2012/main" name="Tema de Office">
+<a:theme xmlns:a="http://schemas.openxmlformats.org/drawingml/2006/main" name="Tema de Office">
   <a:themeElements>
     <a:clrScheme name="Office">
       <a:dk1>
